--- a/CUSTOMER_OVERVIEW.docx
+++ b/CUSTOMER_OVERVIEW.docx
@@ -319,7 +319,7 @@
           <w:p>
             <w:r/>
             <w:r>
-              <w:t>Смотрит профиль, выбирает карьерную цель, подтверждает базовые навыки сам, запрашивает аттестацию, подаёт заявки на обучение</w:t>
+              <w:t>Смотрит профиль, выбирает карьерную цель, запрашивает аттестацию, подаёт заявки на обучение, добавляет проекты в портфолио</w:t>
             </w:r>
           </w:p>
         </w:tc>
@@ -357,7 +357,7 @@
           <w:p>
             <w:r/>
             <w:r>
-              <w:t>Настраивает требования к должностям, подтверждает навыки продвинутого уровня, собирает комиссию на аттестацию, вносит результат аттестации, добавляет сертификаты вручную</w:t>
+              <w:t>Настраивает требования к должностям, собирает комиссию на аттестацию, вносит результат аттестации, добавляет сертификаты вручную, подтверждает проекты сотрудников (см. раздел 6)</w:t>
             </w:r>
           </w:p>
         </w:tc>
@@ -415,7 +415,7 @@
         <w:spacing w:after="160"/>
       </w:pPr>
       <w:r>
-        <w:t>Отдельных ролей «Руководитель» и «Эксперт» в системе пока нет — на пилоте (Foreman + Site Manager) все подтверждения продвинутого уровня и все аттестации ведёт HR, он же владеет матрицей навыков. Роль «Руководитель» появится позже, когда в скоуп войдут должности выше Site Manager — тогда подтверждение навыков высокого уровня частично перейдёт к нему.</w:t>
+        <w:t>Отдельной роли «Руководитель» в системе пока нет, хотя она уже нужна: по новой логике подтверждения навыков (раздел 6) именно непосредственный руководитель подтверждает навыки уровня «Эксперт». До появления этой роли в системе такие подтверждения физически некому проводить в интерфейсе — эту роль нужно завести раньше, чем предполагалось изначально.</w:t>
       </w:r>
     </w:p>
     <w:p>
@@ -766,7 +766,7 @@
           <w:p>
             <w:r/>
             <w:r>
-              <w:t>Индекс согласования, участие в мероприятиях (из HRMS)</w:t>
+              <w:t>5 показателей, по 1 баллу за каждый: пожертвование в благотворительный фонд, индекс согласования в UnityBPM, участие в корпоративных активностях, грамоты/государственные награды, нахождение в кадровом резерве</w:t>
             </w:r>
           </w:p>
         </w:tc>
@@ -806,6 +806,23 @@
     </w:p>
     <w:p>
       <w:pPr>
+        <w:spacing w:after="160"/>
+      </w:pPr>
+      <w:r>
+        <w:t xml:space="preserve">&gt; </w:t>
+      </w:r>
+      <w:r>
+        <w:rPr>
+          <w:b/>
+        </w:rPr>
+        <w:t>Открытый вопрос (встреча 24.07.2026):</w:t>
+      </w:r>
+      <w:r>
+        <w:t xml:space="preserve"> добавляется 6-я составляющая — «Оценка эффективности 9 клеток» (матрица результативность × потенциал). У неё вес не фиксированный, как у остальных пяти, а зависит от того, в какую из 9 клеток попадает сотрудник по итогам оценки. Детали (кто и как часто проводит оценку, как она встраивается в существующую модель весов) пока не решены.</w:t>
+      </w:r>
+    </w:p>
+    <w:p>
+      <w:pPr>
         <w:pStyle w:val="Heading2"/>
       </w:pPr>
       <w:r>
@@ -831,17 +848,10 @@
     </w:p>
     <w:p>
       <w:pPr>
-        <w:pStyle w:val="ListBullet"/>
-        <w:spacing w:after="80"/>
+        <w:spacing w:after="160"/>
       </w:pPr>
       <w:r>
-        <w:rPr>
-          <w:b/>
-        </w:rPr>
-        <w:t>Базовый / Средний</w:t>
-      </w:r>
-      <w:r>
-        <w:t xml:space="preserve"> — сотрудник подтверждает сам, одним нажатием. Статус сразу становится «Подтверждён» (зелёный), доказательства (файлы, сертификаты) не требуются.</w:t>
+        <w:t>&gt; Обновлено по итогам встречи 23.07.2026: сотрудник больше не подтверждает навыки самостоятельно ни на одном уровне — раньше в прототипе было по-другому, это изменилось.</w:t>
       </w:r>
     </w:p>
     <w:p>
@@ -853,10 +863,58 @@
         <w:rPr>
           <w:b/>
         </w:rPr>
-        <w:t>Продвинутый / Эксперт</w:t>
+        <w:t>Базовый / Средний</w:t>
       </w:r>
       <w:r>
-        <w:t xml:space="preserve"> — требуется подтверждение ответственного:</w:t>
+        <w:t xml:space="preserve"> — подтверждается автоматически через </w:t>
+      </w:r>
+      <w:r>
+        <w:rPr>
+          <w:b/>
+        </w:rPr>
+        <w:t>BILIM</w:t>
+      </w:r>
+      <w:r>
+        <w:t xml:space="preserve"> (корпоративную систему обучения), по результатам курса или теста внутри неё. Сотрудник ничего не подтверждает вручную.</w:t>
+      </w:r>
+    </w:p>
+    <w:p>
+      <w:pPr>
+        <w:pStyle w:val="ListBullet"/>
+        <w:spacing w:after="80"/>
+      </w:pPr>
+      <w:r>
+        <w:rPr>
+          <w:b/>
+        </w:rPr>
+        <w:t>Продвинутый</w:t>
+      </w:r>
+      <w:r>
+        <w:t xml:space="preserve"> — подтверждается автоматически через </w:t>
+      </w:r>
+      <w:r>
+        <w:rPr>
+          <w:b/>
+        </w:rPr>
+        <w:t>TestLab</w:t>
+      </w:r>
+      <w:r>
+        <w:t xml:space="preserve"> (систему тестирования) по результатам прохождения теста.</w:t>
+      </w:r>
+    </w:p>
+    <w:p>
+      <w:pPr>
+        <w:pStyle w:val="ListBullet"/>
+        <w:spacing w:after="80"/>
+      </w:pPr>
+      <w:r>
+        <w:rPr>
+          <w:b/>
+        </w:rPr>
+        <w:t>Эксперт</w:t>
+      </w:r>
+      <w:r>
+        <w:t xml:space="preserve"> — единственный уровень с ручным подтверждением:</w:t>
       </w:r>
     </w:p>
     <w:p>
@@ -886,7 +944,7 @@
         <w:t xml:space="preserve">2. </w:t>
       </w:r>
       <w:r>
-        <w:t>Заявка уходит в UnityBPM — там уже настроена матрица «кто по какому навыку и в какой оргструктуре апрувит» (сейчас на пилоте это всегда HR; в будущем — руководитель или профильный эксперт по конкретному навыку).</w:t>
+        <w:t>Заявка уходит в UnityBPM эксперту — как правило, это непосредственный руководитель сотрудника (роль «Руководитель» появится в системе позже, см. раздел 2).</w:t>
       </w:r>
     </w:p>
     <w:p>
@@ -916,25 +974,16 @@
         <w:t xml:space="preserve">4. </w:t>
       </w:r>
       <w:r>
-        <w:t xml:space="preserve">У ответственного в BPM — две кнопки: </w:t>
+        <w:t xml:space="preserve">У эксперта в BPM — две кнопки: «Подтвердить» и «Отклонить». </w:t>
       </w:r>
       <w:r>
         <w:rPr>
           <w:b/>
         </w:rPr>
-        <w:t>«Подтвердить»</w:t>
+        <w:t>Комментарий обязателен в обоих случаях</w:t>
       </w:r>
       <w:r>
-        <w:t xml:space="preserve"> (без комментария, мгновенно) или </w:t>
-      </w:r>
-      <w:r>
-        <w:rPr>
-          <w:b/>
-        </w:rPr>
-        <w:t>«Отклонить»</w:t>
-      </w:r>
-      <w:r>
-        <w:t xml:space="preserve"> (комментарий обязателен — без него отправить нельзя).</w:t>
+        <w:t xml:space="preserve"> — эксперт должен обосновать решение, даже если подтверждает навык, а не только при отказе.</w:t>
       </w:r>
     </w:p>
     <w:p>
@@ -949,7 +998,7 @@
         <w:t xml:space="preserve">5. </w:t>
       </w:r>
       <w:r>
-        <w:t>Результат приходит обратно в Damu: статус меняется на «Подтверждён» либо «Отклонён», а при отклонении сотрудник видит комментарий как причину отказа.</w:t>
+        <w:t>Результат приходит обратно в Damu: статус меняется на «Подтверждён» либо «Отклонён», сотрудник видит комментарий эксперта в любом случае.</w:t>
       </w:r>
     </w:p>
     <w:p>
@@ -957,7 +1006,7 @@
         <w:spacing w:after="160"/>
       </w:pPr>
       <w:r>
-        <w:t>Если ответственный увольняется, все его задачи на подтверждение автоматически переходят другому человеку — это делает UnityBPM, сотруднику ничего заново подавать не нужно.</w:t>
+        <w:t>Если ответственный (эксперт/руководитель) увольняется, все его задачи на подтверждение автоматически переходят другому человеку — это делает UnityBPM, сотруднику ничего заново подавать не нужно.</w:t>
       </w:r>
     </w:p>
     <w:p>
@@ -965,7 +1014,7 @@
         <w:spacing w:after="160"/>
       </w:pPr>
       <w:r>
-        <w:t>История всех решений по навыкам (кто подтвердил/отклонил, когда, с каким комментарием) сохраняется в Damu.</w:t>
+        <w:t>История всех решений по навыкам (кто/что подтвердил — BILIM, TestLab или конкретный эксперт, — когда, с каким комментарием) сохраняется в Damu.</w:t>
       </w:r>
     </w:p>
     <w:p>
@@ -1685,7 +1734,16 @@
         <w:spacing w:after="80"/>
       </w:pPr>
       <w:r>
-        <w:t>Создать в UnityBPM два новых процесса, которых там пока нет: подтверждение навыка и запрос на аттестацию (заявка на обучение там уже есть — нужно только интегрироваться с существующим процессом).</w:t>
+        <w:t>Создать в UnityBPM новые процессы, которых там пока нет: подтверждение навыка уровня «Эксперт», запрос на аттестацию, подтверждение проекта сотрудника HR-ом (заявка на обучение там уже есть — нужно только интегрироваться с существующим процессом).</w:t>
+      </w:r>
+    </w:p>
+    <w:p>
+      <w:pPr>
+        <w:pStyle w:val="ListBullet"/>
+        <w:spacing w:after="80"/>
+      </w:pPr>
+      <w:r>
+        <w:t>Подключить интеграции с BILIM и TestLab для автоматического подтверждения навыков уровней 1–3 (контракты с этими системами ещё не спроектированы).</w:t>
       </w:r>
     </w:p>
     <w:p>
@@ -1704,6 +1762,15 @@
       </w:pPr>
       <w:r>
         <w:t>Перенести настройки (справочники, веса рейтинга, требования по кластерам) из демо-хранилища в реальную базу данных.</w:t>
+      </w:r>
+    </w:p>
+    <w:p>
+      <w:pPr>
+        <w:pStyle w:val="ListBullet"/>
+        <w:spacing w:after="80"/>
+      </w:pPr>
+      <w:r>
+        <w:t>Проекты сотрудников: реализовать подтверждение HR через BPM для проектов, введённых вручную, и подключить SuperApp как источник новых проектов, когда он будет готов.</w:t>
       </w:r>
     </w:p>
     <w:p>

--- a/CUSTOMER_OVERVIEW.docx
+++ b/CUSTOMER_OVERVIEW.docx
@@ -1019,6 +1019,22 @@
     </w:p>
     <w:p>
       <w:pPr>
+        <w:spacing w:after="160"/>
+      </w:pPr>
+      <w:r>
+        <w:t>Сотрудник может добавить в свой профиль и навык, который не входит в требования его должности — например, из каталога «Навыки» (там же есть раздел IT-навыков, не только строительные), если хочет развиваться в смежной области по собственной инициативе. Раздел «Мои навыки» показывает такие навыки отдельно от «целевых» (тех, что нужны для карьерного роста), а также даёт возможность отметить любой навык «избранным» для себя — это никак не влияет ни на карьерный план, ни на аттестацию. Подтверждается такой навык точно так же, как целевой (BILIM/TestLab/эксперт) — правило одно для всех навыков, без исключений.</w:t>
+      </w:r>
+    </w:p>
+    <w:p>
+      <w:pPr>
+        <w:spacing w:after="160"/>
+      </w:pPr>
+      <w:r>
+        <w:t>Убрать такой навык из своего профиля можно только пока по нему ещё не выставлен уровень — как только сотрудник указал хотя бы «Базовый», навык остаётся в профиле навсегда (можно продолжать работать над ним, но не «спрятать»). Это защищает от ситуации, когда навык уже ушёл на подтверждение, а потом внезапно исчезает из вида.</w:t>
+      </w:r>
+    </w:p>
+    <w:p>
+      <w:pPr>
         <w:pStyle w:val="Heading2"/>
       </w:pPr>
       <w:r>
